--- a/tests/org.obeonetwork.m2doc.tests/resources/template/bug533MultiCalls/bug533MultiCalls-template.docx
+++ b/tests/org.obeonetwork.m2doc.tests/resources/template/bug533MultiCalls/bug533MultiCalls-template.docx
@@ -77,7 +77,57 @@
           <w:szCs w:val="22"/>
           <w:lang w:val="en-US"/>
         </w:rPr>
-        <w:t>{m: 'hello,bullets,world'.toBulletList()}</w:t>
+        <w:fldChar w:fldCharType="begin"/>
+      </w:r>
+      <w:r>
+        <w:rPr>
+          <w:rStyle w:val="CodeHTML"/>
+          <w:rFonts w:ascii="Open Sans" w:eastAsiaTheme="minorHAnsi" w:hAnsi="Open Sans" w:cs="Open Sans"/>
+          <w:sz w:val="22"/>
+          <w:szCs w:val="22"/>
+          <w:lang w:val="en-US"/>
+        </w:rPr>
+        <w:instrText xml:space="preserve"> </w:instrText>
+      </w:r>
+      <w:r>
+        <w:rPr>
+          <w:rStyle w:val="CodeHTML"/>
+          <w:rFonts w:ascii="Open Sans" w:eastAsiaTheme="minorHAnsi" w:hAnsi="Open Sans" w:cs="Open Sans"/>
+          <w:sz w:val="22"/>
+          <w:szCs w:val="22"/>
+          <w:lang w:val="en-US"/>
+        </w:rPr>
+        <w:instrText>m: 'hello,bullets,world'.toBulletList()</w:instrText>
+      </w:r>
+      <w:r>
+        <w:rPr>
+          <w:rStyle w:val="CodeHTML"/>
+          <w:rFonts w:ascii="Open Sans" w:eastAsiaTheme="minorHAnsi" w:hAnsi="Open Sans" w:cs="Open Sans"/>
+          <w:sz w:val="22"/>
+          <w:szCs w:val="22"/>
+          <w:lang w:val="en-US"/>
+        </w:rPr>
+        <w:instrText xml:space="preserve"> </w:instrText>
+      </w:r>
+      <w:r>
+        <w:rPr>
+          <w:rStyle w:val="CodeHTML"/>
+          <w:rFonts w:ascii="Open Sans" w:eastAsiaTheme="minorHAnsi" w:hAnsi="Open Sans" w:cs="Open Sans"/>
+          <w:sz w:val="22"/>
+          <w:szCs w:val="22"/>
+          <w:lang w:val="en-US"/>
+        </w:rPr>
+        <w:fldChar w:fldCharType="separate"/>
+      </w:r>
+      <w:r>
+        <w:rPr>
+          <w:rStyle w:val="CodeHTML"/>
+          <w:rFonts w:ascii="Open Sans" w:eastAsiaTheme="minorHAnsi" w:hAnsi="Open Sans" w:cs="Open Sans"/>
+          <w:sz w:val="22"/>
+          <w:szCs w:val="22"/>
+          <w:lang w:val="en-US"/>
+        </w:rPr>
+        <w:fldChar w:fldCharType="end"/>
       </w:r>
     </w:p>
     <w:p>
@@ -139,7 +189,47 @@
           <w:szCs w:val="22"/>
           <w:lang w:val="en-US"/>
         </w:rPr>
-        <w:t>{m: 'hello,bullets,world'.toBulletList()}</w:t>
+        <w:fldChar w:fldCharType="begin"/>
+      </w:r>
+      <w:r>
+        <w:rPr>
+          <w:rStyle w:val="CodeHTML"/>
+          <w:rFonts w:ascii="Open Sans" w:eastAsiaTheme="minorHAnsi" w:hAnsi="Open Sans" w:cs="Open Sans"/>
+          <w:sz w:val="22"/>
+          <w:szCs w:val="22"/>
+          <w:lang w:val="en-US"/>
+        </w:rPr>
+        <w:instrText xml:space="preserve"> </w:instrText>
+      </w:r>
+      <w:r>
+        <w:rPr>
+          <w:rStyle w:val="CodeHTML"/>
+          <w:rFonts w:ascii="Open Sans" w:eastAsiaTheme="minorHAnsi" w:hAnsi="Open Sans" w:cs="Open Sans"/>
+          <w:sz w:val="22"/>
+          <w:szCs w:val="22"/>
+          <w:lang w:val="en-US"/>
+        </w:rPr>
+        <w:instrText>m: 'hello,bullets,world'.toBulletList()</w:instrText>
+      </w:r>
+      <w:r>
+        <w:rPr>
+          <w:rStyle w:val="CodeHTML"/>
+          <w:rFonts w:ascii="Open Sans" w:eastAsiaTheme="minorHAnsi" w:hAnsi="Open Sans" w:cs="Open Sans"/>
+          <w:sz w:val="22"/>
+          <w:szCs w:val="22"/>
+          <w:lang w:val="en-US"/>
+        </w:rPr>
+        <w:fldChar w:fldCharType="separate"/>
+      </w:r>
+      <w:r>
+        <w:rPr>
+          <w:rStyle w:val="CodeHTML"/>
+          <w:rFonts w:ascii="Open Sans" w:eastAsiaTheme="minorHAnsi" w:hAnsi="Open Sans" w:cs="Open Sans"/>
+          <w:sz w:val="22"/>
+          <w:szCs w:val="22"/>
+          <w:lang w:val="en-US"/>
+        </w:rPr>
+        <w:fldChar w:fldCharType="end"/>
       </w:r>
     </w:p>
     <w:p>
@@ -160,7 +250,47 @@
           <w:szCs w:val="22"/>
           <w:lang w:val="en-US"/>
         </w:rPr>
-        <w:t>{m:template toBulletList(s: String)}</w:t>
+        <w:fldChar w:fldCharType="begin"/>
+      </w:r>
+      <w:r>
+        <w:rPr>
+          <w:rStyle w:val="CodeHTML"/>
+          <w:rFonts w:ascii="Open Sans" w:eastAsiaTheme="minorHAnsi" w:hAnsi="Open Sans" w:cs="Open Sans"/>
+          <w:sz w:val="22"/>
+          <w:szCs w:val="22"/>
+          <w:lang w:val="en-US"/>
+        </w:rPr>
+        <w:instrText xml:space="preserve"> </w:instrText>
+      </w:r>
+      <w:r>
+        <w:rPr>
+          <w:rStyle w:val="CodeHTML"/>
+          <w:rFonts w:ascii="Open Sans" w:eastAsiaTheme="minorHAnsi" w:hAnsi="Open Sans" w:cs="Open Sans"/>
+          <w:sz w:val="22"/>
+          <w:szCs w:val="22"/>
+          <w:lang w:val="en-US"/>
+        </w:rPr>
+        <w:instrText>m:template toBulletList(s: String)</w:instrText>
+      </w:r>
+      <w:r>
+        <w:rPr>
+          <w:rStyle w:val="CodeHTML"/>
+          <w:rFonts w:ascii="Open Sans" w:eastAsiaTheme="minorHAnsi" w:hAnsi="Open Sans" w:cs="Open Sans"/>
+          <w:sz w:val="22"/>
+          <w:szCs w:val="22"/>
+          <w:lang w:val="en-US"/>
+        </w:rPr>
+        <w:fldChar w:fldCharType="separate"/>
+      </w:r>
+      <w:r>
+        <w:rPr>
+          <w:rStyle w:val="CodeHTML"/>
+          <w:rFonts w:ascii="Open Sans" w:eastAsiaTheme="minorHAnsi" w:hAnsi="Open Sans" w:cs="Open Sans"/>
+          <w:sz w:val="22"/>
+          <w:szCs w:val="22"/>
+          <w:lang w:val="en-US"/>
+        </w:rPr>
+        <w:fldChar w:fldCharType="end"/>
       </w:r>
     </w:p>
     <w:p>
@@ -168,20 +298,70 @@
         <w:rPr>
           <w:rStyle w:val="CodeHTML"/>
           <w:rFonts w:ascii="Open Sans" w:eastAsiaTheme="minorHAnsi" w:hAnsi="Open Sans" w:cs="Open Sans"/>
-          <w:sz w:val="22"/>
-          <w:szCs w:val="22"/>
-          <w:lang w:val="en-US"/>
-        </w:rPr>
-      </w:pPr>
-      <w:r>
-        <w:rPr>
-          <w:rStyle w:val="CodeHTML"/>
-          <w:rFonts w:ascii="Open Sans" w:eastAsiaTheme="minorHAnsi" w:hAnsi="Open Sans" w:cs="Open Sans"/>
-          <w:sz w:val="22"/>
-          <w:szCs w:val="22"/>
-          <w:lang w:val="en-US"/>
-        </w:rPr>
-        <w:t>{m:for word|s.tokenize(',')}</w:t>
+          <w:bCs/>
+          <w:sz w:val="22"/>
+          <w:szCs w:val="22"/>
+        </w:rPr>
+      </w:pPr>
+      <w:r>
+        <w:rPr>
+          <w:rStyle w:val="CodeHTML"/>
+          <w:rFonts w:ascii="Open Sans" w:eastAsiaTheme="minorHAnsi" w:hAnsi="Open Sans" w:cs="Open Sans"/>
+          <w:sz w:val="22"/>
+          <w:szCs w:val="22"/>
+          <w:lang w:val="en-US"/>
+        </w:rPr>
+        <w:fldChar w:fldCharType="begin"/>
+      </w:r>
+      <w:r>
+        <w:rPr>
+          <w:rStyle w:val="CodeHTML"/>
+          <w:rFonts w:ascii="Open Sans" w:eastAsiaTheme="minorHAnsi" w:hAnsi="Open Sans" w:cs="Open Sans"/>
+          <w:sz w:val="22"/>
+          <w:szCs w:val="22"/>
+          <w:lang w:val="en-US"/>
+        </w:rPr>
+        <w:instrText xml:space="preserve"> </w:instrText>
+      </w:r>
+      <w:r>
+        <w:rPr>
+          <w:rStyle w:val="CodeHTML"/>
+          <w:rFonts w:ascii="Open Sans" w:eastAsiaTheme="minorHAnsi" w:hAnsi="Open Sans" w:cs="Open Sans"/>
+          <w:sz w:val="22"/>
+          <w:szCs w:val="22"/>
+          <w:lang w:val="en-US"/>
+        </w:rPr>
+        <w:instrText>m:for word|s.tokenize(',')</w:instrText>
+      </w:r>
+      <w:r>
+        <w:rPr>
+          <w:rStyle w:val="CodeHTML"/>
+          <w:rFonts w:ascii="Open Sans" w:eastAsiaTheme="minorHAnsi" w:hAnsi="Open Sans" w:cs="Open Sans"/>
+          <w:bCs/>
+          <w:sz w:val="22"/>
+          <w:szCs w:val="22"/>
+        </w:rPr>
+        <w:instrText xml:space="preserve"> </w:instrText>
+      </w:r>
+      <w:r>
+        <w:rPr>
+          <w:rStyle w:val="CodeHTML"/>
+          <w:rFonts w:ascii="Open Sans" w:eastAsiaTheme="minorHAnsi" w:hAnsi="Open Sans" w:cs="Open Sans"/>
+          <w:bCs/>
+          <w:sz w:val="22"/>
+          <w:szCs w:val="22"/>
+        </w:rPr>
+        <w:fldChar w:fldCharType="separate"/>
+      </w:r>
+      <w:r>
+        <w:rPr>
+          <w:rStyle w:val="CodeHTML"/>
+          <w:rFonts w:ascii="Open Sans" w:eastAsiaTheme="minorHAnsi" w:hAnsi="Open Sans" w:cs="Open Sans"/>
+          <w:bCs/>
+          <w:sz w:val="22"/>
+          <w:szCs w:val="22"/>
+        </w:rPr>
+        <w:fldChar w:fldCharType="end"/>
       </w:r>
     </w:p>
     <w:p>
@@ -189,7 +369,7 @@
         <w:pStyle w:val="Paragraphedeliste"/>
         <w:numPr>
           <w:ilvl w:val="0"/>
-          <w:numId w:val="10"/>
+          <w:numId w:val="11"/>
         </w:numPr>
         <w:rPr>
           <w:rStyle w:val="CodeHTML"/>
@@ -205,7 +385,52 @@
           <w:sz w:val="22"/>
           <w:szCs w:val="22"/>
         </w:rPr>
-        <w:t>{m: word}</w:t>
+        <w:fldChar w:fldCharType="begin"/>
+      </w:r>
+      <w:r>
+        <w:rPr>
+          <w:rStyle w:val="CodeHTML"/>
+          <w:rFonts w:ascii="Open Sans" w:eastAsiaTheme="minorHAnsi" w:hAnsi="Open Sans" w:cs="Open Sans"/>
+          <w:sz w:val="22"/>
+          <w:szCs w:val="22"/>
+        </w:rPr>
+        <w:instrText xml:space="preserve"> </w:instrText>
+      </w:r>
+      <w:r>
+        <w:rPr>
+          <w:rStyle w:val="CodeHTML"/>
+          <w:rFonts w:ascii="Open Sans" w:eastAsiaTheme="minorHAnsi" w:hAnsi="Open Sans" w:cs="Open Sans"/>
+          <w:sz w:val="22"/>
+          <w:szCs w:val="22"/>
+        </w:rPr>
+        <w:instrText>m: word</w:instrText>
+      </w:r>
+      <w:r>
+        <w:rPr>
+          <w:rStyle w:val="CodeHTML"/>
+          <w:rFonts w:ascii="Open Sans" w:eastAsiaTheme="minorHAnsi" w:hAnsi="Open Sans" w:cs="Open Sans"/>
+          <w:sz w:val="22"/>
+          <w:szCs w:val="22"/>
+        </w:rPr>
+        <w:instrText xml:space="preserve"> </w:instrText>
+      </w:r>
+      <w:r>
+        <w:rPr>
+          <w:rStyle w:val="CodeHTML"/>
+          <w:rFonts w:ascii="Open Sans" w:eastAsiaTheme="minorHAnsi" w:hAnsi="Open Sans" w:cs="Open Sans"/>
+          <w:sz w:val="22"/>
+          <w:szCs w:val="22"/>
+        </w:rPr>
+        <w:fldChar w:fldCharType="separate"/>
+      </w:r>
+      <w:r>
+        <w:rPr>
+          <w:rStyle w:val="CodeHTML"/>
+          <w:rFonts w:ascii="Open Sans" w:eastAsiaTheme="minorHAnsi" w:hAnsi="Open Sans" w:cs="Open Sans"/>
+          <w:sz w:val="22"/>
+          <w:szCs w:val="22"/>
+        </w:rPr>
+        <w:fldChar w:fldCharType="end"/>
       </w:r>
     </w:p>
     <w:p>
@@ -224,7 +449,52 @@
           <w:sz w:val="22"/>
           <w:szCs w:val="22"/>
         </w:rPr>
-        <w:t>{m:endfor}</w:t>
+        <w:fldChar w:fldCharType="begin"/>
+      </w:r>
+      <w:r>
+        <w:rPr>
+          <w:rStyle w:val="CodeHTML"/>
+          <w:rFonts w:ascii="Open Sans" w:eastAsiaTheme="minorHAnsi" w:hAnsi="Open Sans" w:cs="Open Sans"/>
+          <w:sz w:val="22"/>
+          <w:szCs w:val="22"/>
+        </w:rPr>
+        <w:instrText xml:space="preserve"> </w:instrText>
+      </w:r>
+      <w:r>
+        <w:rPr>
+          <w:rStyle w:val="CodeHTML"/>
+          <w:rFonts w:ascii="Open Sans" w:eastAsiaTheme="minorHAnsi" w:hAnsi="Open Sans" w:cs="Open Sans"/>
+          <w:sz w:val="22"/>
+          <w:szCs w:val="22"/>
+        </w:rPr>
+        <w:instrText>m:endfor</w:instrText>
+      </w:r>
+      <w:r>
+        <w:rPr>
+          <w:rStyle w:val="CodeHTML"/>
+          <w:rFonts w:ascii="Open Sans" w:eastAsiaTheme="minorHAnsi" w:hAnsi="Open Sans" w:cs="Open Sans"/>
+          <w:sz w:val="22"/>
+          <w:szCs w:val="22"/>
+        </w:rPr>
+        <w:instrText xml:space="preserve"> </w:instrText>
+      </w:r>
+      <w:r>
+        <w:rPr>
+          <w:rStyle w:val="CodeHTML"/>
+          <w:rFonts w:ascii="Open Sans" w:eastAsiaTheme="minorHAnsi" w:hAnsi="Open Sans" w:cs="Open Sans"/>
+          <w:sz w:val="22"/>
+          <w:szCs w:val="22"/>
+        </w:rPr>
+        <w:fldChar w:fldCharType="separate"/>
+      </w:r>
+      <w:r>
+        <w:rPr>
+          <w:rStyle w:val="CodeHTML"/>
+          <w:rFonts w:ascii="Open Sans" w:eastAsiaTheme="minorHAnsi" w:hAnsi="Open Sans" w:cs="Open Sans"/>
+          <w:sz w:val="22"/>
+          <w:szCs w:val="22"/>
+        </w:rPr>
+        <w:fldChar w:fldCharType="end"/>
       </w:r>
     </w:p>
     <w:p>
@@ -240,7 +510,52 @@
           <w:sz w:val="22"/>
           <w:szCs w:val="22"/>
         </w:rPr>
-        <w:t>{m:endtemplate}</w:t>
+        <w:fldChar w:fldCharType="begin"/>
+      </w:r>
+      <w:r>
+        <w:rPr>
+          <w:rStyle w:val="CodeHTML"/>
+          <w:rFonts w:ascii="Open Sans" w:eastAsiaTheme="minorHAnsi" w:hAnsi="Open Sans" w:cs="Open Sans"/>
+          <w:sz w:val="22"/>
+          <w:szCs w:val="22"/>
+        </w:rPr>
+        <w:instrText xml:space="preserve"> </w:instrText>
+      </w:r>
+      <w:r>
+        <w:rPr>
+          <w:rStyle w:val="CodeHTML"/>
+          <w:rFonts w:ascii="Open Sans" w:eastAsiaTheme="minorHAnsi" w:hAnsi="Open Sans" w:cs="Open Sans"/>
+          <w:sz w:val="22"/>
+          <w:szCs w:val="22"/>
+        </w:rPr>
+        <w:instrText>m:endtemplate</w:instrText>
+      </w:r>
+      <w:r>
+        <w:rPr>
+          <w:rStyle w:val="CodeHTML"/>
+          <w:rFonts w:ascii="Open Sans" w:eastAsiaTheme="minorHAnsi" w:hAnsi="Open Sans" w:cs="Open Sans"/>
+          <w:sz w:val="22"/>
+          <w:szCs w:val="22"/>
+        </w:rPr>
+        <w:instrText xml:space="preserve"> </w:instrText>
+      </w:r>
+      <w:r>
+        <w:rPr>
+          <w:rStyle w:val="CodeHTML"/>
+          <w:rFonts w:ascii="Open Sans" w:eastAsiaTheme="minorHAnsi" w:hAnsi="Open Sans" w:cs="Open Sans"/>
+          <w:sz w:val="22"/>
+          <w:szCs w:val="22"/>
+        </w:rPr>
+        <w:fldChar w:fldCharType="separate"/>
+      </w:r>
+      <w:r>
+        <w:rPr>
+          <w:rStyle w:val="CodeHTML"/>
+          <w:rFonts w:ascii="Open Sans" w:eastAsiaTheme="minorHAnsi" w:hAnsi="Open Sans" w:cs="Open Sans"/>
+          <w:sz w:val="22"/>
+          <w:szCs w:val="22"/>
+        </w:rPr>
+        <w:fldChar w:fldCharType="end"/>
       </w:r>
     </w:p>
     <w:sectPr>
@@ -858,6 +1173,119 @@
     </w:lvl>
   </w:abstractNum>
   <w:abstractNum w:abstractNumId="5" w15:restartNumberingAfterBreak="0">
+    <w:nsid w:val="560C49CE"/>
+    <w:multiLevelType w:val="hybridMultilevel"/>
+    <w:tmpl w:val="3A681960"/>
+    <w:lvl w:ilvl="0" w:tplc="040C0001">
+      <w:start w:val="1"/>
+      <w:numFmt w:val="bullet"/>
+      <w:lvlText w:val=""/>
+      <w:lvlJc w:val="left"/>
+      <w:pPr>
+        <w:ind w:left="1068" w:hanging="360"/>
+      </w:pPr>
+      <w:rPr>
+        <w:rFonts w:ascii="Symbol" w:hAnsi="Symbol" w:hint="default"/>
+      </w:rPr>
+    </w:lvl>
+    <w:lvl w:ilvl="1" w:tplc="040C0003" w:tentative="1">
+      <w:start w:val="1"/>
+      <w:numFmt w:val="bullet"/>
+      <w:lvlText w:val="o"/>
+      <w:lvlJc w:val="left"/>
+      <w:pPr>
+        <w:ind w:left="1788" w:hanging="360"/>
+      </w:pPr>
+      <w:rPr>
+        <w:rFonts w:ascii="Courier New" w:hAnsi="Courier New" w:cs="Courier New" w:hint="default"/>
+      </w:rPr>
+    </w:lvl>
+    <w:lvl w:ilvl="2" w:tplc="040C0005" w:tentative="1">
+      <w:start w:val="1"/>
+      <w:numFmt w:val="bullet"/>
+      <w:lvlText w:val=""/>
+      <w:lvlJc w:val="left"/>
+      <w:pPr>
+        <w:ind w:left="2508" w:hanging="360"/>
+      </w:pPr>
+      <w:rPr>
+        <w:rFonts w:ascii="Wingdings" w:hAnsi="Wingdings" w:hint="default"/>
+      </w:rPr>
+    </w:lvl>
+    <w:lvl w:ilvl="3" w:tplc="040C0001" w:tentative="1">
+      <w:start w:val="1"/>
+      <w:numFmt w:val="bullet"/>
+      <w:lvlText w:val=""/>
+      <w:lvlJc w:val="left"/>
+      <w:pPr>
+        <w:ind w:left="3228" w:hanging="360"/>
+      </w:pPr>
+      <w:rPr>
+        <w:rFonts w:ascii="Symbol" w:hAnsi="Symbol" w:hint="default"/>
+      </w:rPr>
+    </w:lvl>
+    <w:lvl w:ilvl="4" w:tplc="040C0003" w:tentative="1">
+      <w:start w:val="1"/>
+      <w:numFmt w:val="bullet"/>
+      <w:lvlText w:val="o"/>
+      <w:lvlJc w:val="left"/>
+      <w:pPr>
+        <w:ind w:left="3948" w:hanging="360"/>
+      </w:pPr>
+      <w:rPr>
+        <w:rFonts w:ascii="Courier New" w:hAnsi="Courier New" w:cs="Courier New" w:hint="default"/>
+      </w:rPr>
+    </w:lvl>
+    <w:lvl w:ilvl="5" w:tplc="040C0005" w:tentative="1">
+      <w:start w:val="1"/>
+      <w:numFmt w:val="bullet"/>
+      <w:lvlText w:val=""/>
+      <w:lvlJc w:val="left"/>
+      <w:pPr>
+        <w:ind w:left="4668" w:hanging="360"/>
+      </w:pPr>
+      <w:rPr>
+        <w:rFonts w:ascii="Wingdings" w:hAnsi="Wingdings" w:hint="default"/>
+      </w:rPr>
+    </w:lvl>
+    <w:lvl w:ilvl="6" w:tplc="040C0001" w:tentative="1">
+      <w:start w:val="1"/>
+      <w:numFmt w:val="bullet"/>
+      <w:lvlText w:val=""/>
+      <w:lvlJc w:val="left"/>
+      <w:pPr>
+        <w:ind w:left="5388" w:hanging="360"/>
+      </w:pPr>
+      <w:rPr>
+        <w:rFonts w:ascii="Symbol" w:hAnsi="Symbol" w:hint="default"/>
+      </w:rPr>
+    </w:lvl>
+    <w:lvl w:ilvl="7" w:tplc="040C0003" w:tentative="1">
+      <w:start w:val="1"/>
+      <w:numFmt w:val="bullet"/>
+      <w:lvlText w:val="o"/>
+      <w:lvlJc w:val="left"/>
+      <w:pPr>
+        <w:ind w:left="6108" w:hanging="360"/>
+      </w:pPr>
+      <w:rPr>
+        <w:rFonts w:ascii="Courier New" w:hAnsi="Courier New" w:cs="Courier New" w:hint="default"/>
+      </w:rPr>
+    </w:lvl>
+    <w:lvl w:ilvl="8" w:tplc="040C0005" w:tentative="1">
+      <w:start w:val="1"/>
+      <w:numFmt w:val="bullet"/>
+      <w:lvlText w:val=""/>
+      <w:lvlJc w:val="left"/>
+      <w:pPr>
+        <w:ind w:left="6828" w:hanging="360"/>
+      </w:pPr>
+      <w:rPr>
+        <w:rFonts w:ascii="Wingdings" w:hAnsi="Wingdings" w:hint="default"/>
+      </w:rPr>
+    </w:lvl>
+  </w:abstractNum>
+  <w:abstractNum w:abstractNumId="6" w15:restartNumberingAfterBreak="0">
     <w:nsid w:val="585D3BBE"/>
     <w:multiLevelType w:val="hybridMultilevel"/>
     <w:tmpl w:val="CD52831A"/>
@@ -970,7 +1398,7 @@
       </w:rPr>
     </w:lvl>
   </w:abstractNum>
-  <w:abstractNum w:abstractNumId="6" w15:restartNumberingAfterBreak="0">
+  <w:abstractNum w:abstractNumId="7" w15:restartNumberingAfterBreak="0">
     <w:nsid w:val="62FE6C49"/>
     <w:multiLevelType w:val="hybridMultilevel"/>
     <w:tmpl w:val="676AEA46"/>
@@ -1102,16 +1530,19 @@
     <w:abstractNumId w:val="4"/>
   </w:num>
   <w:num w:numId="7" w16cid:durableId="188564522">
-    <w:abstractNumId w:val="5"/>
+    <w:abstractNumId w:val="6"/>
   </w:num>
   <w:num w:numId="8" w16cid:durableId="583104868">
-    <w:abstractNumId w:val="6"/>
+    <w:abstractNumId w:val="7"/>
   </w:num>
   <w:num w:numId="9" w16cid:durableId="674501961">
     <w:abstractNumId w:val="2"/>
   </w:num>
   <w:num w:numId="10" w16cid:durableId="721443396">
     <w:abstractNumId w:val="0"/>
+  </w:num>
+  <w:num w:numId="11" w16cid:durableId="2107384459">
+    <w:abstractNumId w:val="5"/>
   </w:num>
 </w:numbering>
 </file>
